--- a/guide_builder/P04_Drive_To_The_Wall_And_Back_Guide.docx
+++ b/guide_builder/P04_Drive_To_The_Wall_And_Back_Guide.docx
@@ -869,7 +869,7 @@
           <w:sz w:val="22"/>
           <w:szCs w:val="22"/>
         </w:rPr>
-        <w:t xml:space="preserve">It reads all five, throws out the ones that failed, and hands you the smallest number that is left — the nearest thing in front of the robot, in centimeters. If a wall is 40 centimeters away, you get about 40.</w:t>
+        <w:t xml:space="preserve">It reads all five and hands you the smallest — the nearest thing in front of the robot, in centimeters. If a wall is 40 centimeters away, you get about 40.</w:t>
       </w:r>
     </w:p>
     <w:p>
@@ -988,7 +988,7 @@
           <w:sz w:val="22"/>
           <w:szCs w:val="22"/>
         </w:rPr>
-        <w:t xml:space="preserve">In P03 you set a wheel speed every trip around the loop. This time you set it once:</w:t>
+        <w:t xml:space="preserve">Start by zeroing the trip meter:</w:t>
       </w:r>
     </w:p>
     <w:tbl>
@@ -1036,7 +1036,7 @@
                 <w:sz w:val="19"/>
                 <w:szCs w:val="19"/>
               </w:rPr>
-              <w:t xml:space="preserve">alvik.drive(DRIVE_SPEED_CMS, 0)</w:t>
+              <w:t xml:space="preserve">alvik.reset_pose(0, 0, 0)</w:t>
             </w:r>
           </w:p>
         </w:tc>
@@ -1060,30 +1060,37 @@
       </w:pPr>
       <w:r>
         <w:rPr>
-          <w:rFonts w:ascii="Roboto Mono" w:cs="Roboto Mono" w:eastAsia="Roboto Mono" w:hAnsi="Roboto Mono"/>
-          <w:sz w:val="19"/>
-          <w:szCs w:val="19"/>
-        </w:rPr>
-        <w:t xml:space="preserve">drive()</w:t>
-      </w:r>
-      <w:r>
-        <w:rPr>
-          <w:sz w:val="22"/>
-          <w:szCs w:val="22"/>
-        </w:rPr>
-        <w:t xml:space="preserve"> takes a forward speed in centimeters per second and a turning speed. Ten forward, zero turning, so it goes straight. The robot starts rolling and keeps rolling. Nothing stops it.</w:t>
-      </w:r>
-    </w:p>
-    <w:p>
-      <w:pPr>
-        <w:spacing w:after="120" w:line="276"/>
-      </w:pPr>
-      <w:r>
-        <w:rPr>
-          <w:sz w:val="22"/>
-          <w:szCs w:val="22"/>
-        </w:rPr>
-        <w:t xml:space="preserve">Then you watch, and you wait:</w:t>
+          <w:sz w:val="22"/>
+          <w:szCs w:val="22"/>
+        </w:rPr>
+        <w:t xml:space="preserve">The robot counts its own wheels as it rolls and keeps a running total of how far it has come. That total is called its pose, and you are going to need it later to find your way home. </w:t>
+      </w:r>
+      <w:r>
+        <w:rPr>
+          <w:rFonts w:ascii="Roboto Mono" w:cs="Roboto Mono" w:eastAsia="Roboto Mono" w:hAnsi="Roboto Mono"/>
+          <w:sz w:val="19"/>
+          <w:szCs w:val="19"/>
+        </w:rPr>
+        <w:t xml:space="preserve">reset_pose()</w:t>
+      </w:r>
+      <w:r>
+        <w:rPr>
+          <w:sz w:val="22"/>
+          <w:szCs w:val="22"/>
+        </w:rPr>
+        <w:t xml:space="preserve"> sets it back to nothing, so the total is this trip and not this trip plus the last four. Do it first, before anything moves.</w:t>
+      </w:r>
+    </w:p>
+    <w:p>
+      <w:pPr>
+        <w:spacing w:after="120" w:line="276"/>
+      </w:pPr>
+      <w:r>
+        <w:rPr>
+          <w:sz w:val="22"/>
+          <w:szCs w:val="22"/>
+        </w:rPr>
+        <w:t xml:space="preserve">In P03 you set a wheel speed every trip around the loop. This time you set it once:</w:t>
       </w:r>
     </w:p>
     <w:tbl>
@@ -1131,20 +1138,7 @@
                 <w:sz w:val="19"/>
                 <w:szCs w:val="19"/>
               </w:rPr>
-              <w:t xml:space="preserve">while sb.get_closest_distance() &gt; WALL_THRESHOLD_CM:</w:t>
-            </w:r>
-          </w:p>
-          <w:p>
-            <w:pPr>
-              <w:spacing w:after="0" w:line="240"/>
-            </w:pPr>
-            <w:r>
-              <w:rPr>
-                <w:rFonts w:ascii="Roboto Mono" w:cs="Roboto Mono" w:eastAsia="Roboto Mono" w:hAnsi="Roboto Mono"/>
-                <w:sz w:val="19"/>
-                <w:szCs w:val="19"/>
-              </w:rPr>
-              <w:t xml:space="preserve">    time.sleep(0.03)</w:t>
+              <w:t xml:space="preserve">alvik.drive(DRIVE_SPEED_CMS, 0)</w:t>
             </w:r>
           </w:p>
         </w:tc>
@@ -1168,22 +1162,30 @@
       </w:pPr>
       <w:r>
         <w:rPr>
-          <w:sz w:val="22"/>
-          <w:szCs w:val="22"/>
-        </w:rPr>
-        <w:t xml:space="preserve">Read it out loud: while there is more than 15 centimeters of room, do nothing. Check about thirty times a second, and as long as the wall is still far away, keep doing nothing — while the wheels keep turning.</w:t>
-      </w:r>
-    </w:p>
-    <w:p>
-      <w:pPr>
-        <w:spacing w:after="120" w:line="276"/>
-      </w:pPr>
-      <w:r>
-        <w:rPr>
-          <w:sz w:val="22"/>
-          <w:szCs w:val="22"/>
-        </w:rPr>
-        <w:t xml:space="preserve">The moment the reading drops below 15, the loop ends. Then you stop:</w:t>
+          <w:rFonts w:ascii="Roboto Mono" w:cs="Roboto Mono" w:eastAsia="Roboto Mono" w:hAnsi="Roboto Mono"/>
+          <w:sz w:val="19"/>
+          <w:szCs w:val="19"/>
+        </w:rPr>
+        <w:t xml:space="preserve">drive()</w:t>
+      </w:r>
+      <w:r>
+        <w:rPr>
+          <w:sz w:val="22"/>
+          <w:szCs w:val="22"/>
+        </w:rPr>
+        <w:t xml:space="preserve"> takes a forward speed in centimeters per second and a turning speed. Ten forward, zero turning, so it goes straight. The robot starts rolling and keeps rolling. Nothing stops it.</w:t>
+      </w:r>
+    </w:p>
+    <w:p>
+      <w:pPr>
+        <w:spacing w:after="120" w:line="276"/>
+      </w:pPr>
+      <w:r>
+        <w:rPr>
+          <w:sz w:val="22"/>
+          <w:szCs w:val="22"/>
+        </w:rPr>
+        <w:t xml:space="preserve">Then you watch, and you wait:</w:t>
       </w:r>
     </w:p>
     <w:tbl>
@@ -1231,20 +1233,20 @@
                 <w:sz w:val="19"/>
                 <w:szCs w:val="19"/>
               </w:rPr>
-              <w:t xml:space="preserve">alvik.brake()</w:t>
-            </w:r>
-          </w:p>
-          <w:p>
-            <w:pPr>
-              <w:spacing w:after="0" w:line="240"/>
-            </w:pPr>
-            <w:r>
-              <w:rPr>
-                <w:rFonts w:ascii="Roboto Mono" w:cs="Roboto Mono" w:eastAsia="Roboto Mono" w:hAnsi="Roboto Mono"/>
-                <w:sz w:val="19"/>
-                <w:szCs w:val="19"/>
-              </w:rPr>
-              <w:t xml:space="preserve">time.sleep(0.5)</w:t>
+              <w:t xml:space="preserve">while sb.get_closest_distance() &gt; WALL_THRESHOLD_CM:</w:t>
+            </w:r>
+          </w:p>
+          <w:p>
+            <w:pPr>
+              <w:spacing w:after="0" w:line="240"/>
+            </w:pPr>
+            <w:r>
+              <w:rPr>
+                <w:rFonts w:ascii="Roboto Mono" w:cs="Roboto Mono" w:eastAsia="Roboto Mono" w:hAnsi="Roboto Mono"/>
+                <w:sz w:val="19"/>
+                <w:szCs w:val="19"/>
+              </w:rPr>
+              <w:t xml:space="preserve">    time.sleep(0.03)</w:t>
             </w:r>
           </w:p>
         </w:tc>
@@ -1271,120 +1273,19 @@
           <w:sz w:val="22"/>
           <w:szCs w:val="22"/>
         </w:rPr>
-        <w:t xml:space="preserve">Why the wait? Because </w:t>
-      </w:r>
-      <w:r>
-        <w:rPr>
-          <w:rFonts w:ascii="Roboto Mono" w:cs="Roboto Mono" w:eastAsia="Roboto Mono" w:hAnsi="Roboto Mono"/>
-          <w:sz w:val="19"/>
-          <w:szCs w:val="19"/>
-        </w:rPr>
-        <w:t xml:space="preserve">alvik.brake()</w:t>
-      </w:r>
-      <w:r>
-        <w:rPr>
-          <w:sz w:val="22"/>
-          <w:szCs w:val="22"/>
-        </w:rPr>
-        <w:t xml:space="preserve"> does not stop the robot. It </w:t>
-      </w:r>
-      <w:r>
-        <w:rPr>
-          <w:i/>
-          <w:iCs/>
-          <w:sz w:val="22"/>
-          <w:szCs w:val="22"/>
-        </w:rPr>
-        <w:t xml:space="preserve">asks</w:t>
-      </w:r>
-      <w:r>
-        <w:rPr>
-          <w:sz w:val="22"/>
-          <w:szCs w:val="22"/>
-        </w:rPr>
-        <w:t xml:space="preserve"> the robot to stop, and then your program runs straight on to the next line while the wheels are still turning. The robot rolls a little further before it settles.</w:t>
-      </w:r>
-    </w:p>
-    <w:p>
-      <w:pPr>
-        <w:spacing w:after="120" w:line="276"/>
-      </w:pPr>
-      <w:r>
-        <w:rPr>
-          <w:sz w:val="22"/>
-          <w:szCs w:val="22"/>
-        </w:rPr>
-        <w:t xml:space="preserve">That extra roll is small — about a centimeter at ten centimeters a second — and it would not matter, except that the very next thing you do is ask the robot how far it went. Ask during the roll and the answer comes back short by however much was left to travel. Then the trip home is short by the same amount, every single lap, and after five laps the robot is a hand's width from where it began.</w:t>
-      </w:r>
-    </w:p>
-    <w:p>
-      <w:pPr>
-        <w:spacing w:after="120" w:line="276"/>
-      </w:pPr>
-      <w:r>
-        <w:rPr>
-          <w:sz w:val="22"/>
-          <w:szCs w:val="22"/>
-        </w:rPr>
-        <w:t xml:space="preserve">Half a second is long enough for the robot to finish stopping and tell you the truth.</w:t>
-      </w:r>
-    </w:p>
-    <w:p>
-      <w:pPr>
-        <w:spacing w:after="120" w:line="276"/>
-      </w:pPr>
-      <w:r>
-        <w:rPr>
-          <w:sz w:val="22"/>
-          <w:szCs w:val="22"/>
-        </w:rPr>
-        <w:t xml:space="preserve">Start it, watch for the thing, stop it, let it settle. None of those steps care how far the wall actually is.</w:t>
-      </w:r>
-    </w:p>
-    <w:p>
-      <w:pPr>
-        <w:pStyle w:val="Heading2"/>
-        <w:keepNext/>
-        <w:spacing w:after="120" w:before="260"/>
-      </w:pPr>
-      <w:r>
-        <w:t xml:space="preserve">The robot keeps track of where it has been</w:t>
-      </w:r>
-    </w:p>
-    <w:p>
-      <w:pPr>
-        <w:spacing w:after="120" w:line="276"/>
-      </w:pPr>
-      <w:r>
-        <w:rPr>
-          <w:sz w:val="22"/>
-          <w:szCs w:val="22"/>
-        </w:rPr>
-        <w:t xml:space="preserve">You just drove to a wall without knowing how far away it was. Now you have to come back exactly that far. How?</w:t>
-      </w:r>
-    </w:p>
-    <w:p>
-      <w:pPr>
-        <w:spacing w:after="120" w:line="276"/>
-      </w:pPr>
-      <w:r>
-        <w:rPr>
-          <w:sz w:val="22"/>
-          <w:szCs w:val="22"/>
-        </w:rPr>
-        <w:t xml:space="preserve">The robot has been keeping count the whole time. Its wheels have counters on them, and from those it works out where it is compared to where it started. That running total is called its pose.</w:t>
-      </w:r>
-    </w:p>
-    <w:p>
-      <w:pPr>
-        <w:spacing w:after="120" w:line="276"/>
-      </w:pPr>
-      <w:r>
-        <w:rPr>
-          <w:sz w:val="22"/>
-          <w:szCs w:val="22"/>
-        </w:rPr>
-        <w:t xml:space="preserve">Two commands. The first sets the total back to nothing:</w:t>
+        <w:t xml:space="preserve">Read it out loud: while there is more than 5 centimeters of room, do nothing. Check about thirty times a second, and as long as the wall is still far away, keep doing nothing — while the wheels keep turning.</w:t>
+      </w:r>
+    </w:p>
+    <w:p>
+      <w:pPr>
+        <w:spacing w:after="120" w:line="276"/>
+      </w:pPr>
+      <w:r>
+        <w:rPr>
+          <w:sz w:val="22"/>
+          <w:szCs w:val="22"/>
+        </w:rPr>
+        <w:t xml:space="preserve">The moment the reading drops below 5, the loop ends. Then you stop:</w:t>
       </w:r>
     </w:p>
     <w:tbl>
@@ -1432,7 +1333,20 @@
                 <w:sz w:val="19"/>
                 <w:szCs w:val="19"/>
               </w:rPr>
-              <w:t xml:space="preserve">alvik.reset_pose(0, 0, 0)</w:t>
+              <w:t xml:space="preserve">alvik.brake()</w:t>
+            </w:r>
+          </w:p>
+          <w:p>
+            <w:pPr>
+              <w:spacing w:after="0" w:line="240"/>
+            </w:pPr>
+            <w:r>
+              <w:rPr>
+                <w:rFonts w:ascii="Roboto Mono" w:cs="Roboto Mono" w:eastAsia="Roboto Mono" w:hAnsi="Roboto Mono"/>
+                <w:sz w:val="19"/>
+                <w:szCs w:val="19"/>
+              </w:rPr>
+              <w:t xml:space="preserve">time.sleep(0.5)      # roll to a stop</w:t>
             </w:r>
           </w:p>
         </w:tc>
@@ -1459,19 +1373,108 @@
           <w:sz w:val="22"/>
           <w:szCs w:val="22"/>
         </w:rPr>
-        <w:t xml:space="preserve">Do this right before you drive, the way you would zero a trip meter before a road trip. Otherwise the total still includes the last lap.</w:t>
-      </w:r>
-    </w:p>
-    <w:p>
-      <w:pPr>
-        <w:spacing w:after="120" w:line="276"/>
-      </w:pPr>
-      <w:r>
-        <w:rPr>
-          <w:sz w:val="22"/>
-          <w:szCs w:val="22"/>
-        </w:rPr>
-        <w:t xml:space="preserve">The second reads the total back:</w:t>
+        <w:t xml:space="preserve">Why the wait? Because </w:t>
+      </w:r>
+      <w:r>
+        <w:rPr>
+          <w:rFonts w:ascii="Roboto Mono" w:cs="Roboto Mono" w:eastAsia="Roboto Mono" w:hAnsi="Roboto Mono"/>
+          <w:sz w:val="19"/>
+          <w:szCs w:val="19"/>
+        </w:rPr>
+        <w:t xml:space="preserve">alvik.brake()</w:t>
+      </w:r>
+      <w:r>
+        <w:rPr>
+          <w:sz w:val="22"/>
+          <w:szCs w:val="22"/>
+        </w:rPr>
+        <w:t xml:space="preserve"> does not stop the robot. It </w:t>
+      </w:r>
+      <w:r>
+        <w:rPr>
+          <w:i/>
+          <w:iCs/>
+          <w:sz w:val="22"/>
+          <w:szCs w:val="22"/>
+        </w:rPr>
+        <w:t xml:space="preserve">asks</w:t>
+      </w:r>
+      <w:r>
+        <w:rPr>
+          <w:sz w:val="22"/>
+          <w:szCs w:val="22"/>
+        </w:rPr>
+        <w:t xml:space="preserve"> the robot to stop, and then your program runs straight on to the next line while the wheels are still turning. The robot rolls a little further before it settles.</w:t>
+      </w:r>
+    </w:p>
+    <w:p>
+      <w:pPr>
+        <w:spacing w:after="120" w:line="276"/>
+      </w:pPr>
+      <w:r>
+        <w:rPr>
+          <w:sz w:val="22"/>
+          <w:szCs w:val="22"/>
+        </w:rPr>
+        <w:t xml:space="preserve">That extra roll is small — about a centimeter at ten centimeters a second — and it would not matter, except that the very next thing you do is ask the robot how far it went. Ask during the roll and the answer comes back short by however much was left to travel. Then the trip home is short by the same amount, every single lap, and after five laps the robot is a hand's width from where it began.</w:t>
+      </w:r>
+    </w:p>
+    <w:p>
+      <w:pPr>
+        <w:spacing w:after="120" w:line="276"/>
+      </w:pPr>
+      <w:r>
+        <w:rPr>
+          <w:sz w:val="22"/>
+          <w:szCs w:val="22"/>
+        </w:rPr>
+        <w:t xml:space="preserve">Half a second is long enough for the robot to finish stopping and tell you the truth.</w:t>
+      </w:r>
+    </w:p>
+    <w:p>
+      <w:pPr>
+        <w:spacing w:after="120" w:line="276"/>
+      </w:pPr>
+      <w:r>
+        <w:rPr>
+          <w:sz w:val="22"/>
+          <w:szCs w:val="22"/>
+        </w:rPr>
+        <w:t xml:space="preserve">Start it, watch for the thing, stop it, let it settle. None of those steps care how far the wall actually is.</w:t>
+      </w:r>
+    </w:p>
+    <w:p>
+      <w:pPr>
+        <w:pStyle w:val="Heading2"/>
+        <w:keepNext/>
+        <w:spacing w:after="120" w:before="260"/>
+      </w:pPr>
+      <w:r>
+        <w:t xml:space="preserve">Ask the robot how far it went</w:t>
+      </w:r>
+    </w:p>
+    <w:p>
+      <w:pPr>
+        <w:spacing w:after="120" w:line="276"/>
+      </w:pPr>
+      <w:r>
+        <w:rPr>
+          <w:sz w:val="22"/>
+          <w:szCs w:val="22"/>
+        </w:rPr>
+        <w:t xml:space="preserve">You just drove to a wall without knowing how far away it was. Now you have to come back exactly that far. How?</w:t>
+      </w:r>
+    </w:p>
+    <w:p>
+      <w:pPr>
+        <w:spacing w:after="120" w:line="276"/>
+      </w:pPr>
+      <w:r>
+        <w:rPr>
+          <w:sz w:val="22"/>
+          <w:szCs w:val="22"/>
+        </w:rPr>
+        <w:t xml:space="preserve">The pose you zeroed before you set off has been counting the whole way. Read it back:</w:t>
       </w:r>
     </w:p>
     <w:tbl>
@@ -2938,7 +2941,7 @@
                 <w:sz w:val="19"/>
                 <w:szCs w:val="19"/>
               </w:rPr>
-              <w:t xml:space="preserve">time.sleep(0.5)</w:t>
+              <w:t xml:space="preserve">time.sleep(0.5)      # roll to a stop</w:t>
             </w:r>
           </w:p>
         </w:tc>
@@ -3007,7 +3010,7 @@
           <w:sz w:val="22"/>
           <w:szCs w:val="22"/>
         </w:rPr>
-        <w:t xml:space="preserve">Run it and hold OK. The robot pauses about a second before it moves, which is normal. Then it should roll straight at the wall and stop about fifteen centimeters short. The lights start flashing again when it is done.</w:t>
+        <w:t xml:space="preserve">Run it and hold OK. The robot pauses about a second before it moves, which is normal. Then it should roll straight at the wall and stop about five centimeters short. The lights start flashing again when it is done.</w:t>
       </w:r>
     </w:p>
     <w:p>
@@ -3519,7 +3522,7 @@
               <w:sz w:val="17"/>
               <w:szCs w:val="17"/>
             </w:rPr>
-            <w:t xml:space="preserve">Project 04: Drive to the Wall and Back  ·  V05</w:t>
+            <w:t xml:space="preserve">Project 04: Drive to the Wall and Back  ·  V06</w:t>
           </w:r>
         </w:p>
       </w:tc>
